--- a/public/CV_Victor_Lopez_EN.docx
+++ b/public/CV_Victor_Lopez_EN.docx
@@ -63,7 +63,7 @@
           <w:sz w:val="18"/>
           <w:szCs w:val="18"/>
         </w:rPr>
-        <w:t xml:space="preserve">linkedin.com/in/victor-angel-lopez-romero-556605245  |  github.com/VictorWKey</w:t>
+        <w:t xml:space="preserve">linkedin.com/in/victorlopezwk  |  github.com/VictorWKey</w:t>
       </w:r>
     </w:p>
     <w:p>

--- a/public/CV_Victor_Lopez_EN.docx
+++ b/public/CV_Victor_Lopez_EN.docx
@@ -343,7 +343,7 @@
           <w:sz w:val="21"/>
           <w:szCs w:val="21"/>
         </w:rPr>
-        <w:t xml:space="preserve">Designed and implemented a text preprocessing pipeline including OCR-based document ingestion, text cleaning, and structured information extraction to feed the platform's AI services.</w:t>
+        <w:t xml:space="preserve">Built a conversational AI agent interfacing with all core platform services, enabling users to operate the platform through natural language; designed with a dynamic, extensible architecture that automatically integrates newly added services as the platform scales.</w:t>
       </w:r>
     </w:p>
     <w:p>
